--- a/chapters/index-handout.docx
+++ b/chapters/index-handout.docx
@@ -36,7 +36,7 @@
         </w:p>
       </w:sdtContent>
     </w:sdt>
-    <w:bookmarkStart w:id="89" w:name="preface"/>
+    <w:bookmarkStart w:id="92" w:name="preface"/>
     <w:p>
       <w:pPr>
         <w:pStyle w:val="Heading1"/>
@@ -1491,7 +1491,7 @@
     </w:tbl>
     <w:bookmarkEnd w:id="45"/>
     <w:bookmarkEnd w:id="46"/>
-    <w:bookmarkStart w:id="85" w:name="other-resources"/>
+    <w:bookmarkStart w:id="88" w:name="other-resources"/>
     <w:p>
       <w:pPr>
         <w:pStyle w:val="Heading2"/>
@@ -3093,6 +3093,85 @@
           <w:numId w:val="1006"/>
         </w:numPr>
       </w:pPr>
+      <w:hyperlink r:id="rId71">
+        <w:r>
+          <w:rPr>
+            <w:rStyle w:val="Hyperlink"/>
+          </w:rPr>
+          <w:t xml:space="preserve">StatQuest with Josh Starmer</w:t>
+        </w:r>
+      </w:hyperlink>
+      <w:r>
+        <w:t xml:space="preserve"> </w:t>
+      </w:r>
+      <w:r>
+        <w:t xml:space="preserve">provides clear, step-by-step video tutorials</w:t>
+      </w:r>
+      <w:r>
+        <w:t xml:space="preserve"> </w:t>
+      </w:r>
+      <w:r>
+        <w:t xml:space="preserve">on core statistical and machine learning concepts,</w:t>
+      </w:r>
+      <w:r>
+        <w:t xml:space="preserve"> </w:t>
+      </w:r>
+      <w:r>
+        <w:t xml:space="preserve">including linear models and logistic regression.</w:t>
+      </w:r>
+    </w:p>
+    <w:p>
+      <w:pPr>
+        <w:numPr>
+          <w:ilvl w:val="0"/>
+          <w:numId w:val="1006"/>
+        </w:numPr>
+      </w:pPr>
+      <w:hyperlink r:id="rId72">
+        <w:r>
+          <w:rPr>
+            <w:rStyle w:val="Hyperlink"/>
+          </w:rPr>
+          <w:t xml:space="preserve">AmstatVideos (American Statistical Association YouTube Channel)</w:t>
+        </w:r>
+      </w:hyperlink>
+      <w:r>
+        <w:t xml:space="preserve"> </w:t>
+      </w:r>
+      <w:r>
+        <w:t xml:space="preserve">features lectures, webinars, and historical interviews with prominent statisticians,</w:t>
+      </w:r>
+      <w:r>
+        <w:t xml:space="preserve"> </w:t>
+      </w:r>
+      <w:r>
+        <w:t xml:space="preserve">including the</w:t>
+      </w:r>
+      <w:r>
+        <w:t xml:space="preserve"> </w:t>
+      </w:r>
+      <w:hyperlink r:id="rId73">
+        <w:r>
+          <w:rPr>
+            <w:rStyle w:val="Hyperlink"/>
+          </w:rPr>
+          <w:t xml:space="preserve">Distinguished Statistician series</w:t>
+        </w:r>
+      </w:hyperlink>
+      <w:r>
+        <w:t xml:space="preserve"> </w:t>
+      </w:r>
+      <w:r>
+        <w:t xml:space="preserve">featuring Jerzy Neyman.</w:t>
+      </w:r>
+    </w:p>
+    <w:p>
+      <w:pPr>
+        <w:numPr>
+          <w:ilvl w:val="0"/>
+          <w:numId w:val="1006"/>
+        </w:numPr>
+      </w:pPr>
       <w:r>
         <w:t xml:space="preserve">Cameron et al. (2011)</w:t>
       </w:r>
@@ -3157,7 +3236,7 @@
         <w:t xml:space="preserve">one-way cluster-robust standard errors.</w:t>
       </w:r>
     </w:p>
-    <w:bookmarkStart w:id="84" w:name="machine-learning"/>
+    <w:bookmarkStart w:id="87" w:name="machine-learning"/>
     <w:p>
       <w:pPr>
         <w:pStyle w:val="Heading3"/>
@@ -3191,7 +3270,7 @@
       <w:r>
         <w:t xml:space="preserve"> </w:t>
       </w:r>
-      <w:hyperlink r:id="rId71">
+      <w:hyperlink r:id="rId74">
         <w:r>
           <w:rPr>
             <w:rStyle w:val="Hyperlink"/>
@@ -3210,7 +3289,7 @@
           <w:numId w:val="1009"/>
         </w:numPr>
       </w:pPr>
-      <w:hyperlink r:id="rId72">
+      <w:hyperlink r:id="rId75">
         <w:r>
           <w:rPr>
             <w:rStyle w:val="Hyperlink"/>
@@ -3245,7 +3324,7 @@
           <w:numId w:val="1009"/>
         </w:numPr>
       </w:pPr>
-      <w:hyperlink r:id="rId73">
+      <w:hyperlink r:id="rId76">
         <w:r>
           <w:rPr>
             <w:rStyle w:val="Hyperlink"/>
@@ -3280,7 +3359,7 @@
           <w:numId w:val="1009"/>
         </w:numPr>
       </w:pPr>
-      <w:hyperlink r:id="rId74">
+      <w:hyperlink r:id="rId77">
         <w:r>
           <w:rPr>
             <w:rStyle w:val="Hyperlink"/>
@@ -3302,7 +3381,7 @@
           <w:numId w:val="1009"/>
         </w:numPr>
       </w:pPr>
-      <w:hyperlink r:id="rId75">
+      <w:hyperlink r:id="rId78">
         <w:r>
           <w:rPr>
             <w:rStyle w:val="Hyperlink"/>
@@ -3337,7 +3416,7 @@
           <w:numId w:val="1009"/>
         </w:numPr>
       </w:pPr>
-      <w:hyperlink r:id="rId76">
+      <w:hyperlink r:id="rId79">
         <w:r>
           <w:rPr>
             <w:rStyle w:val="Hyperlink"/>
@@ -3380,7 +3459,7 @@
       <w:r>
         <w:t xml:space="preserve"> </w:t>
       </w:r>
-      <w:hyperlink r:id="rId77">
+      <w:hyperlink r:id="rId80">
         <w:r>
           <w:rPr>
             <w:rStyle w:val="Hyperlink"/>
@@ -3394,7 +3473,7 @@
       <w:r>
         <w:t xml:space="preserve"> </w:t>
       </w:r>
-      <w:hyperlink r:id="rId78">
+      <w:hyperlink r:id="rId81">
         <w:r>
           <w:rPr>
             <w:rStyle w:val="Hyperlink"/>
@@ -3408,7 +3487,7 @@
       <w:r>
         <w:t xml:space="preserve"> </w:t>
       </w:r>
-      <w:hyperlink r:id="rId79">
+      <w:hyperlink r:id="rId82">
         <w:r>
           <w:rPr>
             <w:rStyle w:val="Hyperlink"/>
@@ -3431,7 +3510,7 @@
           <w:numId w:val="1010"/>
         </w:numPr>
       </w:pPr>
-      <w:hyperlink r:id="rId80">
+      <w:hyperlink r:id="rId83">
         <w:r>
           <w:rPr>
             <w:rStyle w:val="Hyperlink"/>
@@ -3489,7 +3568,7 @@
           <w:numId w:val="1010"/>
         </w:numPr>
       </w:pPr>
-      <w:hyperlink r:id="rId81">
+      <w:hyperlink r:id="rId84">
         <w:r>
           <w:rPr>
             <w:rStyle w:val="Hyperlink"/>
@@ -3512,7 +3591,7 @@
           <w:numId w:val="1010"/>
         </w:numPr>
       </w:pPr>
-      <w:hyperlink r:id="rId82">
+      <w:hyperlink r:id="rId85">
         <w:r>
           <w:rPr>
             <w:rStyle w:val="Hyperlink"/>
@@ -3547,7 +3626,7 @@
           <w:numId w:val="1010"/>
         </w:numPr>
       </w:pPr>
-      <w:hyperlink r:id="rId83">
+      <w:hyperlink r:id="rId86">
         <w:r>
           <w:rPr>
             <w:rStyle w:val="Hyperlink"/>
@@ -3562,9 +3641,9 @@
         <w:t xml:space="preserve">“Statistical Methods for Research II”</w:t>
       </w:r>
     </w:p>
-    <w:bookmarkEnd w:id="84"/>
-    <w:bookmarkEnd w:id="85"/>
-    <w:bookmarkStart w:id="88" w:name="license"/>
+    <w:bookmarkEnd w:id="87"/>
+    <w:bookmarkEnd w:id="88"/>
+    <w:bookmarkStart w:id="91" w:name="license"/>
     <w:p>
       <w:pPr>
         <w:pStyle w:val="Heading2"/>
@@ -3583,7 +3662,7 @@
       <w:r>
         <w:t xml:space="preserve"> </w:t>
       </w:r>
-      <w:hyperlink r:id="rId86">
+      <w:hyperlink r:id="rId89">
         <w:r>
           <w:rPr>
             <w:rStyle w:val="Hyperlink"/>
@@ -3605,7 +3684,7 @@
       <w:r>
         <w:t xml:space="preserve"> </w:t>
       </w:r>
-      <w:hyperlink r:id="rId87">
+      <w:hyperlink r:id="rId90">
         <w:r>
           <w:rPr>
             <w:rStyle w:val="Hyperlink"/>
@@ -3617,9 +3696,9 @@
         <w:t xml:space="preserve">, i.e. public domain.</w:t>
       </w:r>
     </w:p>
-    <w:bookmarkEnd w:id="88"/>
-    <w:bookmarkEnd w:id="89"/>
-    <w:bookmarkStart w:id="166" w:name="references"/>
+    <w:bookmarkEnd w:id="91"/>
+    <w:bookmarkEnd w:id="92"/>
+    <w:bookmarkStart w:id="169" w:name="references"/>
     <w:p>
       <w:pPr>
         <w:pStyle w:val="Heading1"/>
@@ -3628,8 +3707,8 @@
         <w:t xml:space="preserve">References</w:t>
       </w:r>
     </w:p>
-    <w:bookmarkStart w:id="165" w:name="refs"/>
-    <w:bookmarkStart w:id="90" w:name="ref-agresti2010ordinal"/>
+    <w:bookmarkStart w:id="168" w:name="refs"/>
+    <w:bookmarkStart w:id="93" w:name="ref-agresti2010ordinal"/>
     <w:p>
       <w:pPr>
         <w:pStyle w:val="Bibliography"/>
@@ -3651,8 +3730,8 @@
         <w:t xml:space="preserve">. Vol. 656. John Wiley &amp; Sons.</w:t>
       </w:r>
     </w:p>
-    <w:bookmarkEnd w:id="90"/>
-    <w:bookmarkStart w:id="92" w:name="ref-agresti2012categorical"/>
+    <w:bookmarkEnd w:id="93"/>
+    <w:bookmarkStart w:id="95" w:name="ref-agresti2012categorical"/>
     <w:p>
       <w:pPr>
         <w:pStyle w:val="Bibliography"/>
@@ -3676,7 +3755,7 @@
       <w:r>
         <w:t xml:space="preserve"> </w:t>
       </w:r>
-      <w:hyperlink r:id="rId91">
+      <w:hyperlink r:id="rId94">
         <w:r>
           <w:rPr>
             <w:rStyle w:val="Hyperlink"/>
@@ -3688,8 +3767,8 @@
         <w:t xml:space="preserve">.</w:t>
       </w:r>
     </w:p>
-    <w:bookmarkEnd w:id="92"/>
-    <w:bookmarkStart w:id="94" w:name="ref-agresti2015foundations"/>
+    <w:bookmarkEnd w:id="95"/>
+    <w:bookmarkStart w:id="97" w:name="ref-agresti2015foundations"/>
     <w:p>
       <w:pPr>
         <w:pStyle w:val="Bibliography"/>
@@ -3713,7 +3792,7 @@
       <w:r>
         <w:t xml:space="preserve"> </w:t>
       </w:r>
-      <w:hyperlink r:id="rId93">
+      <w:hyperlink r:id="rId96">
         <w:r>
           <w:rPr>
             <w:rStyle w:val="Hyperlink"/>
@@ -3725,8 +3804,8 @@
         <w:t xml:space="preserve">.</w:t>
       </w:r>
     </w:p>
-    <w:bookmarkEnd w:id="94"/>
-    <w:bookmarkStart w:id="96" w:name="ref-agresti2018introcat"/>
+    <w:bookmarkEnd w:id="97"/>
+    <w:bookmarkStart w:id="99" w:name="ref-agresti2018introcat"/>
     <w:p>
       <w:pPr>
         <w:pStyle w:val="Bibliography"/>
@@ -3750,7 +3829,7 @@
       <w:r>
         <w:t xml:space="preserve"> </w:t>
       </w:r>
-      <w:hyperlink r:id="rId95">
+      <w:hyperlink r:id="rId98">
         <w:r>
           <w:rPr>
             <w:rStyle w:val="Hyperlink"/>
@@ -3762,8 +3841,8 @@
         <w:t xml:space="preserve">.</w:t>
       </w:r>
     </w:p>
-    <w:bookmarkEnd w:id="96"/>
-    <w:bookmarkStart w:id="98" w:name="ref-andrews2012data"/>
+    <w:bookmarkEnd w:id="99"/>
+    <w:bookmarkStart w:id="101" w:name="ref-andrews2012data"/>
     <w:p>
       <w:pPr>
         <w:pStyle w:val="Bibliography"/>
@@ -3787,7 +3866,7 @@
       <w:r>
         <w:t xml:space="preserve"> </w:t>
       </w:r>
-      <w:hyperlink r:id="rId97">
+      <w:hyperlink r:id="rId100">
         <w:r>
           <w:rPr>
             <w:rStyle w:val="Hyperlink"/>
@@ -3799,8 +3878,8 @@
         <w:t xml:space="preserve">.</w:t>
       </w:r>
     </w:p>
-    <w:bookmarkEnd w:id="98"/>
-    <w:bookmarkStart w:id="99" w:name="ref-bolker.ecol.R"/>
+    <w:bookmarkEnd w:id="101"/>
+    <w:bookmarkStart w:id="102" w:name="ref-bolker.ecol.R"/>
     <w:p>
       <w:pPr>
         <w:pStyle w:val="Bibliography"/>
@@ -3836,8 +3915,8 @@
         <w:t xml:space="preserve">. 1st ed. Princeton University Press.</w:t>
       </w:r>
     </w:p>
-    <w:bookmarkEnd w:id="99"/>
-    <w:bookmarkStart w:id="101" w:name="ref-cameron2011robust"/>
+    <w:bookmarkEnd w:id="102"/>
+    <w:bookmarkStart w:id="104" w:name="ref-cameron2011robust"/>
     <w:p>
       <w:pPr>
         <w:pStyle w:val="Bibliography"/>
@@ -3870,7 +3949,7 @@
       <w:r>
         <w:t xml:space="preserve"> </w:t>
       </w:r>
-      <w:hyperlink r:id="rId100">
+      <w:hyperlink r:id="rId103">
         <w:r>
           <w:rPr>
             <w:rStyle w:val="Hyperlink"/>
@@ -3882,8 +3961,8 @@
         <w:t xml:space="preserve">.</w:t>
       </w:r>
     </w:p>
-    <w:bookmarkEnd w:id="101"/>
-    <w:bookmarkStart w:id="103" w:name="ref-r4epi"/>
+    <w:bookmarkEnd w:id="104"/>
+    <w:bookmarkStart w:id="106" w:name="ref-r4epi"/>
     <w:p>
       <w:pPr>
         <w:pStyle w:val="Bibliography"/>
@@ -3907,7 +3986,7 @@
       <w:r>
         <w:t xml:space="preserve"> </w:t>
       </w:r>
-      <w:hyperlink r:id="rId102">
+      <w:hyperlink r:id="rId105">
         <w:r>
           <w:rPr>
             <w:rStyle w:val="Hyperlink"/>
@@ -3919,8 +3998,8 @@
         <w:t xml:space="preserve">.</w:t>
       </w:r>
     </w:p>
-    <w:bookmarkEnd w:id="103"/>
-    <w:bookmarkStart w:id="105" w:name="ref-clayton2013statistical"/>
+    <w:bookmarkEnd w:id="106"/>
+    <w:bookmarkStart w:id="108" w:name="ref-clayton2013statistical"/>
     <w:p>
       <w:pPr>
         <w:pStyle w:val="Bibliography"/>
@@ -3944,7 +4023,7 @@
       <w:r>
         <w:t xml:space="preserve"> </w:t>
       </w:r>
-      <w:hyperlink r:id="rId104">
+      <w:hyperlink r:id="rId107">
         <w:r>
           <w:rPr>
             <w:rStyle w:val="Hyperlink"/>
@@ -3956,8 +4035,8 @@
         <w:t xml:space="preserve">.</w:t>
       </w:r>
     </w:p>
-    <w:bookmarkEnd w:id="105"/>
-    <w:bookmarkStart w:id="107" w:name="ref-dalgaardintroductory"/>
+    <w:bookmarkEnd w:id="108"/>
+    <w:bookmarkStart w:id="110" w:name="ref-dalgaardintroductory"/>
     <w:p>
       <w:pPr>
         <w:pStyle w:val="Bibliography"/>
@@ -3981,7 +4060,7 @@
       <w:r>
         <w:t xml:space="preserve"> </w:t>
       </w:r>
-      <w:hyperlink r:id="rId106">
+      <w:hyperlink r:id="rId109">
         <w:r>
           <w:rPr>
             <w:rStyle w:val="Hyperlink"/>
@@ -3993,8 +4072,8 @@
         <w:t xml:space="preserve">.</w:t>
       </w:r>
     </w:p>
-    <w:bookmarkEnd w:id="107"/>
-    <w:bookmarkStart w:id="109" w:name="ref-dobson4e"/>
+    <w:bookmarkEnd w:id="110"/>
+    <w:bookmarkStart w:id="112" w:name="ref-dobson4e"/>
     <w:p>
       <w:pPr>
         <w:pStyle w:val="Bibliography"/>
@@ -4018,7 +4097,7 @@
       <w:r>
         <w:t xml:space="preserve"> </w:t>
       </w:r>
-      <w:hyperlink r:id="rId108">
+      <w:hyperlink r:id="rId111">
         <w:r>
           <w:rPr>
             <w:rStyle w:val="Hyperlink"/>
@@ -4030,8 +4109,8 @@
         <w:t xml:space="preserve">.</w:t>
       </w:r>
     </w:p>
-    <w:bookmarkEnd w:id="109"/>
-    <w:bookmarkStart w:id="111" w:name="ref-dunn2018generalized"/>
+    <w:bookmarkEnd w:id="112"/>
+    <w:bookmarkStart w:id="114" w:name="ref-dunn2018generalized"/>
     <w:p>
       <w:pPr>
         <w:pStyle w:val="Bibliography"/>
@@ -4069,7 +4148,7 @@
       <w:r>
         <w:t xml:space="preserve"> </w:t>
       </w:r>
-      <w:hyperlink r:id="rId110">
+      <w:hyperlink r:id="rId113">
         <w:r>
           <w:rPr>
             <w:rStyle w:val="Hyperlink"/>
@@ -4081,8 +4160,8 @@
         <w:t xml:space="preserve">.</w:t>
       </w:r>
     </w:p>
-    <w:bookmarkEnd w:id="111"/>
-    <w:bookmarkStart w:id="113" w:name="ref-Edelmann2019"/>
+    <w:bookmarkEnd w:id="114"/>
+    <w:bookmarkStart w:id="116" w:name="ref-Edelmann2019"/>
     <w:p>
       <w:pPr>
         <w:pStyle w:val="Bibliography"/>
@@ -4115,7 +4194,7 @@
       <w:r>
         <w:t xml:space="preserve"> </w:t>
       </w:r>
-      <w:hyperlink r:id="rId112">
+      <w:hyperlink r:id="rId115">
         <w:r>
           <w:rPr>
             <w:rStyle w:val="Hyperlink"/>
@@ -4127,8 +4206,8 @@
         <w:t xml:space="preserve">.</w:t>
       </w:r>
     </w:p>
-    <w:bookmarkEnd w:id="113"/>
-    <w:bookmarkStart w:id="115" w:name="ref-faraway2016extending"/>
+    <w:bookmarkEnd w:id="116"/>
+    <w:bookmarkStart w:id="118" w:name="ref-faraway2016extending"/>
     <w:p>
       <w:pPr>
         <w:pStyle w:val="Bibliography"/>
@@ -4152,7 +4231,7 @@
       <w:r>
         <w:t xml:space="preserve"> </w:t>
       </w:r>
-      <w:hyperlink r:id="rId114">
+      <w:hyperlink r:id="rId117">
         <w:r>
           <w:rPr>
             <w:rStyle w:val="Hyperlink"/>
@@ -4164,8 +4243,8 @@
         <w:t xml:space="preserve">.</w:t>
       </w:r>
     </w:p>
-    <w:bookmarkEnd w:id="115"/>
-    <w:bookmarkStart w:id="116" w:name="ref-fox2015applied"/>
+    <w:bookmarkEnd w:id="118"/>
+    <w:bookmarkStart w:id="119" w:name="ref-fox2015applied"/>
     <w:p>
       <w:pPr>
         <w:pStyle w:val="Bibliography"/>
@@ -4187,8 +4266,8 @@
         <w:t xml:space="preserve">. Sage publications.</w:t>
       </w:r>
     </w:p>
-    <w:bookmarkEnd w:id="116"/>
-    <w:bookmarkStart w:id="117" w:name="ref-gelman2006data"/>
+    <w:bookmarkEnd w:id="119"/>
+    <w:bookmarkStart w:id="120" w:name="ref-gelman2006data"/>
     <w:p>
       <w:pPr>
         <w:pStyle w:val="Bibliography"/>
@@ -4210,8 +4289,8 @@
         <w:t xml:space="preserve">. Analytical Methods for Social Research. Cambridge University Press.</w:t>
       </w:r>
     </w:p>
-    <w:bookmarkEnd w:id="117"/>
-    <w:bookmarkStart w:id="119" w:name="ref-Greenland2014"/>
+    <w:bookmarkEnd w:id="120"/>
+    <w:bookmarkStart w:id="122" w:name="ref-Greenland2014"/>
     <w:p>
       <w:pPr>
         <w:pStyle w:val="Bibliography"/>
@@ -4247,7 +4326,7 @@
       <w:r>
         <w:t xml:space="preserve"> </w:t>
       </w:r>
-      <w:hyperlink r:id="rId118">
+      <w:hyperlink r:id="rId121">
         <w:r>
           <w:rPr>
             <w:rStyle w:val="Hyperlink"/>
@@ -4259,8 +4338,8 @@
         <w:t xml:space="preserve">.</w:t>
       </w:r>
     </w:p>
-    <w:bookmarkEnd w:id="119"/>
-    <w:bookmarkStart w:id="120" w:name="ref-hardin2007generalized"/>
+    <w:bookmarkEnd w:id="122"/>
+    <w:bookmarkStart w:id="123" w:name="ref-hardin2007generalized"/>
     <w:p>
       <w:pPr>
         <w:pStyle w:val="Bibliography"/>
@@ -4282,8 +4361,8 @@
         <w:t xml:space="preserve">. 4th ed. Stata Press.</w:t>
       </w:r>
     </w:p>
-    <w:bookmarkEnd w:id="120"/>
-    <w:bookmarkStart w:id="122" w:name="ref-rms2e"/>
+    <w:bookmarkEnd w:id="123"/>
+    <w:bookmarkStart w:id="125" w:name="ref-rms2e"/>
     <w:p>
       <w:pPr>
         <w:pStyle w:val="Bibliography"/>
@@ -4307,7 +4386,7 @@
       <w:r>
         <w:t xml:space="preserve"> </w:t>
       </w:r>
-      <w:hyperlink r:id="rId121">
+      <w:hyperlink r:id="rId124">
         <w:r>
           <w:rPr>
             <w:rStyle w:val="Hyperlink"/>
@@ -4319,8 +4398,8 @@
         <w:t xml:space="preserve">.</w:t>
       </w:r>
     </w:p>
-    <w:bookmarkEnd w:id="122"/>
-    <w:bookmarkStart w:id="124" w:name="ref-hosmer2013applied"/>
+    <w:bookmarkEnd w:id="125"/>
+    <w:bookmarkStart w:id="127" w:name="ref-hosmer2013applied"/>
     <w:p>
       <w:pPr>
         <w:pStyle w:val="Bibliography"/>
@@ -4344,7 +4423,7 @@
       <w:r>
         <w:t xml:space="preserve"> </w:t>
       </w:r>
-      <w:hyperlink r:id="rId123">
+      <w:hyperlink r:id="rId126">
         <w:r>
           <w:rPr>
             <w:rStyle w:val="Hyperlink"/>
@@ -4356,8 +4435,8 @@
         <w:t xml:space="preserve">.</w:t>
       </w:r>
     </w:p>
-    <w:bookmarkEnd w:id="124"/>
-    <w:bookmarkStart w:id="126" w:name="ref-james2021islr2e"/>
+    <w:bookmarkEnd w:id="127"/>
+    <w:bookmarkStart w:id="129" w:name="ref-james2021islr2e"/>
     <w:p>
       <w:pPr>
         <w:pStyle w:val="Bibliography"/>
@@ -4395,7 +4474,7 @@
       <w:r>
         <w:t xml:space="preserve"> </w:t>
       </w:r>
-      <w:hyperlink r:id="rId125">
+      <w:hyperlink r:id="rId128">
         <w:r>
           <w:rPr>
             <w:rStyle w:val="Hyperlink"/>
@@ -4407,8 +4486,8 @@
         <w:t xml:space="preserve">.</w:t>
       </w:r>
     </w:p>
-    <w:bookmarkEnd w:id="126"/>
-    <w:bookmarkStart w:id="128" w:name="ref-jewell2003statistics"/>
+    <w:bookmarkEnd w:id="129"/>
+    <w:bookmarkStart w:id="131" w:name="ref-jewell2003statistics"/>
     <w:p>
       <w:pPr>
         <w:pStyle w:val="Bibliography"/>
@@ -4432,7 +4511,7 @@
       <w:r>
         <w:t xml:space="preserve"> </w:t>
       </w:r>
-      <w:hyperlink r:id="rId127">
+      <w:hyperlink r:id="rId130">
         <w:r>
           <w:rPr>
             <w:rStyle w:val="Hyperlink"/>
@@ -4444,8 +4523,8 @@
         <w:t xml:space="preserve">.</w:t>
       </w:r>
     </w:p>
-    <w:bookmarkEnd w:id="128"/>
-    <w:bookmarkStart w:id="129" w:name="ref-kalbfleisch2011statistical"/>
+    <w:bookmarkEnd w:id="131"/>
+    <w:bookmarkStart w:id="132" w:name="ref-kalbfleisch2011statistical"/>
     <w:p>
       <w:pPr>
         <w:pStyle w:val="Bibliography"/>
@@ -4467,8 +4546,8 @@
         <w:t xml:space="preserve">. John Wiley &amp; Sons.</w:t>
       </w:r>
     </w:p>
-    <w:bookmarkEnd w:id="129"/>
-    <w:bookmarkStart w:id="131" w:name="ref-klein2003survival"/>
+    <w:bookmarkEnd w:id="132"/>
+    <w:bookmarkStart w:id="134" w:name="ref-klein2003survival"/>
     <w:p>
       <w:pPr>
         <w:pStyle w:val="Bibliography"/>
@@ -4492,7 +4571,7 @@
       <w:r>
         <w:t xml:space="preserve"> </w:t>
       </w:r>
-      <w:hyperlink r:id="rId130">
+      <w:hyperlink r:id="rId133">
         <w:r>
           <w:rPr>
             <w:rStyle w:val="Hyperlink"/>
@@ -4504,8 +4583,8 @@
         <w:t xml:space="preserve">.</w:t>
       </w:r>
     </w:p>
-    <w:bookmarkEnd w:id="131"/>
-    <w:bookmarkStart w:id="133" w:name="ref-kleinbaum2010logistic"/>
+    <w:bookmarkEnd w:id="134"/>
+    <w:bookmarkStart w:id="136" w:name="ref-kleinbaum2010logistic"/>
     <w:p>
       <w:pPr>
         <w:pStyle w:val="Bibliography"/>
@@ -4529,7 +4608,7 @@
       <w:r>
         <w:t xml:space="preserve"> </w:t>
       </w:r>
-      <w:hyperlink r:id="rId132">
+      <w:hyperlink r:id="rId135">
         <w:r>
           <w:rPr>
             <w:rStyle w:val="Hyperlink"/>
@@ -4541,8 +4620,8 @@
         <w:t xml:space="preserve">.</w:t>
       </w:r>
     </w:p>
-    <w:bookmarkEnd w:id="133"/>
-    <w:bookmarkStart w:id="135" w:name="ref-kleinbaum2012survival"/>
+    <w:bookmarkEnd w:id="136"/>
+    <w:bookmarkStart w:id="138" w:name="ref-kleinbaum2012survival"/>
     <w:p>
       <w:pPr>
         <w:pStyle w:val="Bibliography"/>
@@ -4566,7 +4645,7 @@
       <w:r>
         <w:t xml:space="preserve"> </w:t>
       </w:r>
-      <w:hyperlink r:id="rId134">
+      <w:hyperlink r:id="rId137">
         <w:r>
           <w:rPr>
             <w:rStyle w:val="Hyperlink"/>
@@ -4578,8 +4657,8 @@
         <w:t xml:space="preserve">.</w:t>
       </w:r>
     </w:p>
-    <w:bookmarkEnd w:id="135"/>
-    <w:bookmarkStart w:id="136" w:name="ref-kleinbaumEpi"/>
+    <w:bookmarkEnd w:id="138"/>
+    <w:bookmarkStart w:id="139" w:name="ref-kleinbaumEpi"/>
     <w:p>
       <w:pPr>
         <w:pStyle w:val="Bibliography"/>
@@ -4601,8 +4680,8 @@
         <w:t xml:space="preserve">. Lifetime Learning Publications.</w:t>
       </w:r>
     </w:p>
-    <w:bookmarkEnd w:id="136"/>
-    <w:bookmarkStart w:id="137" w:name="ref-kleinbaumEpiSols"/>
+    <w:bookmarkEnd w:id="139"/>
+    <w:bookmarkStart w:id="140" w:name="ref-kleinbaumEpiSols"/>
     <w:p>
       <w:pPr>
         <w:pStyle w:val="Bibliography"/>
@@ -4624,8 +4703,8 @@
         <w:t xml:space="preserve">. Lifetime Learning Publications.</w:t>
       </w:r>
     </w:p>
-    <w:bookmarkEnd w:id="137"/>
-    <w:bookmarkStart w:id="139" w:name="ref-kleinbaum2014applied"/>
+    <w:bookmarkEnd w:id="140"/>
+    <w:bookmarkStart w:id="142" w:name="ref-kleinbaum2014applied"/>
     <w:p>
       <w:pPr>
         <w:pStyle w:val="Bibliography"/>
@@ -4649,7 +4728,7 @@
       <w:r>
         <w:t xml:space="preserve"> </w:t>
       </w:r>
-      <w:hyperlink r:id="rId138">
+      <w:hyperlink r:id="rId141">
         <w:r>
           <w:rPr>
             <w:rStyle w:val="Hyperlink"/>
@@ -4661,8 +4740,8 @@
         <w:t xml:space="preserve">.</w:t>
       </w:r>
     </w:p>
-    <w:bookmarkEnd w:id="139"/>
-    <w:bookmarkStart w:id="141" w:name="ref-kutoyants2023introduction"/>
+    <w:bookmarkEnd w:id="142"/>
+    <w:bookmarkStart w:id="144" w:name="ref-kutoyants2023introduction"/>
     <w:p>
       <w:pPr>
         <w:pStyle w:val="Bibliography"/>
@@ -4686,7 +4765,7 @@
       <w:r>
         <w:t xml:space="preserve"> </w:t>
       </w:r>
-      <w:hyperlink r:id="rId140">
+      <w:hyperlink r:id="rId143">
         <w:r>
           <w:rPr>
             <w:rStyle w:val="Hyperlink"/>
@@ -4698,8 +4777,8 @@
         <w:t xml:space="preserve">.</w:t>
       </w:r>
     </w:p>
-    <w:bookmarkEnd w:id="141"/>
-    <w:bookmarkStart w:id="143" w:name="ref-mccullaghnelder"/>
+    <w:bookmarkEnd w:id="144"/>
+    <w:bookmarkStart w:id="146" w:name="ref-mccullaghnelder"/>
     <w:p>
       <w:pPr>
         <w:pStyle w:val="Bibliography"/>
@@ -4723,7 +4802,7 @@
       <w:r>
         <w:t xml:space="preserve"> </w:t>
       </w:r>
-      <w:hyperlink r:id="rId142">
+      <w:hyperlink r:id="rId145">
         <w:r>
           <w:rPr>
             <w:rStyle w:val="Hyperlink"/>
@@ -4735,8 +4814,8 @@
         <w:t xml:space="preserve">.</w:t>
       </w:r>
     </w:p>
-    <w:bookmarkEnd w:id="143"/>
-    <w:bookmarkStart w:id="144" w:name="ref-mcculloch2008generalized"/>
+    <w:bookmarkEnd w:id="146"/>
+    <w:bookmarkStart w:id="147" w:name="ref-mcculloch2008generalized"/>
     <w:p>
       <w:pPr>
         <w:pStyle w:val="Bibliography"/>
@@ -4758,8 +4837,8 @@
         <w:t xml:space="preserve">. 2nd ed. Vol. 651. John Wiley &amp; Sons.</w:t>
       </w:r>
     </w:p>
-    <w:bookmarkEnd w:id="144"/>
-    <w:bookmarkStart w:id="146" w:name="ref-moore2016applied"/>
+    <w:bookmarkEnd w:id="147"/>
+    <w:bookmarkStart w:id="149" w:name="ref-moore2016applied"/>
     <w:p>
       <w:pPr>
         <w:pStyle w:val="Bibliography"/>
@@ -4797,7 +4876,7 @@
       <w:r>
         <w:t xml:space="preserve"> </w:t>
       </w:r>
-      <w:hyperlink r:id="rId145">
+      <w:hyperlink r:id="rId148">
         <w:r>
           <w:rPr>
             <w:rStyle w:val="Hyperlink"/>
@@ -4809,8 +4888,8 @@
         <w:t xml:space="preserve">.</w:t>
       </w:r>
     </w:p>
-    <w:bookmarkEnd w:id="146"/>
-    <w:bookmarkStart w:id="148" w:name="ref-NahhasIRMPHR"/>
+    <w:bookmarkEnd w:id="149"/>
+    <w:bookmarkStart w:id="151" w:name="ref-NahhasIRMPHR"/>
     <w:p>
       <w:pPr>
         <w:pStyle w:val="Bibliography"/>
@@ -4848,7 +4927,7 @@
       <w:r>
         <w:t xml:space="preserve"> </w:t>
       </w:r>
-      <w:hyperlink r:id="rId147">
+      <w:hyperlink r:id="rId150">
         <w:r>
           <w:rPr>
             <w:rStyle w:val="Hyperlink"/>
@@ -4860,8 +4939,8 @@
         <w:t xml:space="preserve">.</w:t>
       </w:r>
     </w:p>
-    <w:bookmarkEnd w:id="148"/>
-    <w:bookmarkStart w:id="150" w:name="ref-rawlings.regression"/>
+    <w:bookmarkEnd w:id="151"/>
+    <w:bookmarkStart w:id="153" w:name="ref-rawlings.regression"/>
     <w:p>
       <w:pPr>
         <w:pStyle w:val="Bibliography"/>
@@ -4885,7 +4964,7 @@
       <w:r>
         <w:t xml:space="preserve"> </w:t>
       </w:r>
-      <w:hyperlink r:id="rId149">
+      <w:hyperlink r:id="rId152">
         <w:r>
           <w:rPr>
             <w:rStyle w:val="Hyperlink"/>
@@ -4897,8 +4976,8 @@
         <w:t xml:space="preserve">.</w:t>
       </w:r>
     </w:p>
-    <w:bookmarkEnd w:id="150"/>
-    <w:bookmarkStart w:id="152" w:name="ref-roback2021beyond"/>
+    <w:bookmarkEnd w:id="153"/>
+    <w:bookmarkStart w:id="155" w:name="ref-roback2021beyond"/>
     <w:p>
       <w:pPr>
         <w:pStyle w:val="Bibliography"/>
@@ -4922,7 +5001,7 @@
       <w:r>
         <w:t xml:space="preserve"> </w:t>
       </w:r>
-      <w:hyperlink r:id="rId151">
+      <w:hyperlink r:id="rId154">
         <w:r>
           <w:rPr>
             <w:rStyle w:val="Hyperlink"/>
@@ -4934,8 +5013,8 @@
         <w:t xml:space="preserve">.</w:t>
       </w:r>
     </w:p>
-    <w:bookmarkEnd w:id="152"/>
-    <w:bookmarkStart w:id="153" w:name="ref-me4"/>
+    <w:bookmarkEnd w:id="155"/>
+    <w:bookmarkStart w:id="156" w:name="ref-me4"/>
     <w:p>
       <w:pPr>
         <w:pStyle w:val="Bibliography"/>
@@ -4957,8 +5036,8 @@
         <w:t xml:space="preserve">. Fourth edition. Wolters Kluwer.</w:t>
       </w:r>
     </w:p>
-    <w:bookmarkEnd w:id="153"/>
-    <w:bookmarkStart w:id="154" w:name="ref-selvin2001epidemiologic"/>
+    <w:bookmarkEnd w:id="156"/>
+    <w:bookmarkStart w:id="157" w:name="ref-selvin2001epidemiologic"/>
     <w:p>
       <w:pPr>
         <w:pStyle w:val="Bibliography"/>
@@ -4980,8 +5059,8 @@
         <w:t xml:space="preserve">. Oxford University Press.</w:t>
       </w:r>
     </w:p>
-    <w:bookmarkEnd w:id="154"/>
-    <w:bookmarkStart w:id="155" w:name="ref-selvin2004"/>
+    <w:bookmarkEnd w:id="157"/>
+    <w:bookmarkStart w:id="158" w:name="ref-selvin2004"/>
     <w:p>
       <w:pPr>
         <w:pStyle w:val="Bibliography"/>
@@ -5003,8 +5082,8 @@
         <w:t xml:space="preserve">. 3rd ed. Monographs in Epidemiology and Biostatistics ; v. 35. Oxford University Press.</w:t>
       </w:r>
     </w:p>
-    <w:bookmarkEnd w:id="155"/>
-    <w:bookmarkStart w:id="157" w:name="ref-statproofbook"/>
+    <w:bookmarkEnd w:id="158"/>
+    <w:bookmarkStart w:id="160" w:name="ref-statproofbook"/>
     <w:p>
       <w:pPr>
         <w:pStyle w:val="Bibliography"/>
@@ -5028,7 +5107,7 @@
       <w:r>
         <w:t xml:space="preserve"> </w:t>
       </w:r>
-      <w:hyperlink r:id="rId156">
+      <w:hyperlink r:id="rId159">
         <w:r>
           <w:rPr>
             <w:rStyle w:val="Hyperlink"/>
@@ -5040,8 +5119,8 @@
         <w:t xml:space="preserve">.</w:t>
       </w:r>
     </w:p>
-    <w:bookmarkEnd w:id="157"/>
-    <w:bookmarkStart w:id="158" w:name="ref-suarez2017applications"/>
+    <w:bookmarkEnd w:id="160"/>
+    <w:bookmarkStart w:id="161" w:name="ref-suarez2017applications"/>
     <w:p>
       <w:pPr>
         <w:pStyle w:val="Bibliography"/>
@@ -5063,8 +5142,8 @@
         <w:t xml:space="preserve">. John Wiley &amp; Sons.</w:t>
       </w:r>
     </w:p>
-    <w:bookmarkEnd w:id="158"/>
-    <w:bookmarkStart w:id="160" w:name="ref-vittinghoff2e"/>
+    <w:bookmarkEnd w:id="161"/>
+    <w:bookmarkStart w:id="163" w:name="ref-vittinghoff2e"/>
     <w:p>
       <w:pPr>
         <w:pStyle w:val="Bibliography"/>
@@ -5088,7 +5167,7 @@
       <w:r>
         <w:t xml:space="preserve"> </w:t>
       </w:r>
-      <w:hyperlink r:id="rId159">
+      <w:hyperlink r:id="rId162">
         <w:r>
           <w:rPr>
             <w:rStyle w:val="Hyperlink"/>
@@ -5100,8 +5179,8 @@
         <w:t xml:space="preserve">.</w:t>
       </w:r>
     </w:p>
-    <w:bookmarkEnd w:id="160"/>
-    <w:bookmarkStart w:id="161" w:name="ref-wakefield2013"/>
+    <w:bookmarkEnd w:id="163"/>
+    <w:bookmarkStart w:id="164" w:name="ref-wakefield2013"/>
     <w:p>
       <w:pPr>
         <w:pStyle w:val="Bibliography"/>
@@ -5123,8 +5202,8 @@
         <w:t xml:space="preserve">. 1st ed. 2013. Springer Series in Statistics. Springer New York.</w:t>
       </w:r>
     </w:p>
-    <w:bookmarkEnd w:id="161"/>
-    <w:bookmarkStart w:id="162" w:name="ref-wood2017generalized"/>
+    <w:bookmarkEnd w:id="164"/>
+    <w:bookmarkStart w:id="165" w:name="ref-wood2017generalized"/>
     <w:p>
       <w:pPr>
         <w:pStyle w:val="Bibliography"/>
@@ -5146,8 +5225,8 @@
         <w:t xml:space="preserve">. Chapman; hall/CRC.</w:t>
       </w:r>
     </w:p>
-    <w:bookmarkEnd w:id="162"/>
-    <w:bookmarkStart w:id="164" w:name="ref-woodward2013epidemiology"/>
+    <w:bookmarkEnd w:id="165"/>
+    <w:bookmarkStart w:id="167" w:name="ref-woodward2013epidemiology"/>
     <w:p>
       <w:pPr>
         <w:pStyle w:val="Bibliography"/>
@@ -5171,7 +5250,7 @@
       <w:r>
         <w:t xml:space="preserve"> </w:t>
       </w:r>
-      <w:hyperlink r:id="rId163">
+      <w:hyperlink r:id="rId166">
         <w:r>
           <w:rPr>
             <w:rStyle w:val="Hyperlink"/>
@@ -5183,9 +5262,9 @@
         <w:t xml:space="preserve">.</w:t>
       </w:r>
     </w:p>
-    <w:bookmarkEnd w:id="164"/>
-    <w:bookmarkEnd w:id="165"/>
-    <w:bookmarkEnd w:id="166"/>
+    <w:bookmarkEnd w:id="167"/>
+    <w:bookmarkEnd w:id="168"/>
+    <w:bookmarkEnd w:id="169"/>
     <w:sectPr>
       <w:footnotePr>
         <w:numRestart w:val="eachSect"/>

--- a/chapters/index-handout.docx
+++ b/chapters/index-handout.docx
@@ -36,7 +36,7 @@
         </w:p>
       </w:sdtContent>
     </w:sdt>
-    <w:bookmarkStart w:id="92" w:name="preface"/>
+    <w:bookmarkStart w:id="93" w:name="preface"/>
     <w:p>
       <w:pPr>
         <w:pStyle w:val="Heading1"/>
@@ -1491,7 +1491,7 @@
     </w:tbl>
     <w:bookmarkEnd w:id="45"/>
     <w:bookmarkEnd w:id="46"/>
-    <w:bookmarkStart w:id="88" w:name="other-resources"/>
+    <w:bookmarkStart w:id="89" w:name="other-resources"/>
     <w:p>
       <w:pPr>
         <w:pStyle w:val="Heading2"/>
@@ -2191,6 +2191,47 @@
       <w:r>
         <w:t xml:space="preserve">.</w:t>
       </w:r>
+      <w:r>
+        <w:t xml:space="preserve"> </w:t>
+      </w:r>
+      <w:r>
+        <w:t xml:space="preserve">His presentation</w:t>
+      </w:r>
+      <w:r>
+        <w:t xml:space="preserve"> </w:t>
+      </w:r>
+      <w:hyperlink r:id="rId55">
+        <w:r>
+          <w:rPr>
+            <w:rStyle w:val="Hyperlink"/>
+          </w:rPr>
+          <w:t xml:space="preserve">Tips for Biostatisticians Collaborating with Non-Biostatistician Medical Researchers</w:t>
+        </w:r>
+      </w:hyperlink>
+      <w:r>
+        <w:t xml:space="preserve"> </w:t>
+      </w:r>
+      <w:r>
+        <w:t xml:space="preserve">offers valuable guidance on statistical collaboration</w:t>
+      </w:r>
+      <w:r>
+        <w:t xml:space="preserve"> </w:t>
+      </w:r>
+      <w:r>
+        <w:t xml:space="preserve">(</w:t>
+      </w:r>
+      <w:r>
+        <w:t xml:space="preserve">“Your job is not to give the investigator what she wants;</w:t>
+      </w:r>
+      <w:r>
+        <w:t xml:space="preserve"> </w:t>
+      </w:r>
+      <w:r>
+        <w:t xml:space="preserve">Your job is to give her what she needs”</w:t>
+      </w:r>
+      <w:r>
+        <w:t xml:space="preserve">).</w:t>
+      </w:r>
     </w:p>
     <w:p>
       <w:pPr>
@@ -2215,7 +2256,7 @@
         <w:rPr>
           <w:rStyle w:val="FootnoteReference"/>
         </w:rPr>
-        <w:footnoteReference w:id="55"/>
+        <w:footnoteReference w:id="56"/>
       </w:r>
     </w:p>
     <w:p>
@@ -2241,7 +2282,7 @@
         <w:rPr>
           <w:rStyle w:val="FootnoteReference"/>
         </w:rPr>
-        <w:footnoteReference w:id="56"/>
+        <w:footnoteReference w:id="57"/>
       </w:r>
     </w:p>
     <w:p>
@@ -2361,7 +2402,7 @@
       <w:r>
         <w:t xml:space="preserve"> </w:t>
       </w:r>
-      <w:hyperlink r:id="rId57">
+      <w:hyperlink r:id="rId58">
         <w:r>
           <w:rPr>
             <w:rStyle w:val="Hyperlink"/>
@@ -2442,7 +2483,7 @@
       <w:r>
         <w:t xml:space="preserve"> </w:t>
       </w:r>
-      <w:hyperlink r:id="rId58">
+      <w:hyperlink r:id="rId59">
         <w:r>
           <w:rPr>
             <w:rStyle w:val="Hyperlink"/>
@@ -2501,7 +2542,7 @@
           <w:numId w:val="1006"/>
         </w:numPr>
       </w:pPr>
-      <w:hyperlink r:id="rId59">
+      <w:hyperlink r:id="rId60">
         <w:r>
           <w:rPr>
             <w:rStyle w:val="Hyperlink"/>
@@ -2575,7 +2616,7 @@
           <w:numId w:val="1006"/>
         </w:numPr>
       </w:pPr>
-      <w:hyperlink r:id="rId60">
+      <w:hyperlink r:id="rId61">
         <w:r>
           <w:rPr>
             <w:rStyle w:val="Hyperlink"/>
@@ -2769,7 +2810,7 @@
       <w:r>
         <w:t xml:space="preserve"> </w:t>
       </w:r>
-      <w:hyperlink r:id="rId61">
+      <w:hyperlink r:id="rId62">
         <w:r>
           <w:rPr>
             <w:rStyle w:val="Hyperlink"/>
@@ -2783,7 +2824,7 @@
       <w:r>
         <w:t xml:space="preserve"> </w:t>
       </w:r>
-      <w:hyperlink r:id="rId62">
+      <w:hyperlink r:id="rId63">
         <w:r>
           <w:rPr>
             <w:rStyle w:val="Hyperlink"/>
@@ -2797,7 +2838,7 @@
       <w:r>
         <w:t xml:space="preserve"> </w:t>
       </w:r>
-      <w:hyperlink r:id="rId63">
+      <w:hyperlink r:id="rId64">
         <w:r>
           <w:rPr>
             <w:rStyle w:val="Hyperlink"/>
@@ -2817,7 +2858,7 @@
       <w:r>
         <w:t xml:space="preserve"> </w:t>
       </w:r>
-      <w:hyperlink r:id="rId64">
+      <w:hyperlink r:id="rId65">
         <w:r>
           <w:rPr>
             <w:rStyle w:val="Hyperlink"/>
@@ -2865,7 +2906,7 @@
       <w:r>
         <w:t xml:space="preserve"> </w:t>
       </w:r>
-      <w:hyperlink r:id="rId65">
+      <w:hyperlink r:id="rId66">
         <w:r>
           <w:rPr>
             <w:rStyle w:val="Hyperlink"/>
@@ -2979,7 +3020,7 @@
       <w:r>
         <w:t xml:space="preserve"> </w:t>
       </w:r>
-      <w:hyperlink r:id="rId66">
+      <w:hyperlink r:id="rId67">
         <w:r>
           <w:rPr>
             <w:rStyle w:val="Hyperlink"/>
@@ -3007,7 +3048,7 @@
       <w:r>
         <w:t xml:space="preserve"> </w:t>
       </w:r>
-      <w:hyperlink r:id="rId67">
+      <w:hyperlink r:id="rId68">
         <w:r>
           <w:rPr>
             <w:rStyle w:val="Hyperlink"/>
@@ -3023,7 +3064,7 @@
           <w:numId w:val="1006"/>
         </w:numPr>
       </w:pPr>
-      <w:hyperlink r:id="rId68">
+      <w:hyperlink r:id="rId69">
         <w:r>
           <w:rPr>
             <w:rStyle w:val="Hyperlink"/>
@@ -3037,7 +3078,7 @@
       <w:r>
         <w:t xml:space="preserve"> </w:t>
       </w:r>
-      <w:hyperlink r:id="rId69">
+      <w:hyperlink r:id="rId70">
         <w:r>
           <w:rPr>
             <w:rStyle w:val="Hyperlink"/>
@@ -3053,7 +3094,7 @@
           <w:numId w:val="1006"/>
         </w:numPr>
       </w:pPr>
-      <w:hyperlink r:id="rId70">
+      <w:hyperlink r:id="rId71">
         <w:r>
           <w:rPr>
             <w:rStyle w:val="Hyperlink"/>
@@ -3093,7 +3134,7 @@
           <w:numId w:val="1006"/>
         </w:numPr>
       </w:pPr>
-      <w:hyperlink r:id="rId71">
+      <w:hyperlink r:id="rId72">
         <w:r>
           <w:rPr>
             <w:rStyle w:val="Hyperlink"/>
@@ -3127,7 +3168,7 @@
           <w:numId w:val="1006"/>
         </w:numPr>
       </w:pPr>
-      <w:hyperlink r:id="rId72">
+      <w:hyperlink r:id="rId73">
         <w:r>
           <w:rPr>
             <w:rStyle w:val="Hyperlink"/>
@@ -3150,7 +3191,7 @@
       <w:r>
         <w:t xml:space="preserve"> </w:t>
       </w:r>
-      <w:hyperlink r:id="rId73">
+      <w:hyperlink r:id="rId74">
         <w:r>
           <w:rPr>
             <w:rStyle w:val="Hyperlink"/>
@@ -3236,7 +3277,7 @@
         <w:t xml:space="preserve">one-way cluster-robust standard errors.</w:t>
       </w:r>
     </w:p>
-    <w:bookmarkStart w:id="87" w:name="machine-learning"/>
+    <w:bookmarkStart w:id="88" w:name="machine-learning"/>
     <w:p>
       <w:pPr>
         <w:pStyle w:val="Heading3"/>
@@ -3270,7 +3311,7 @@
       <w:r>
         <w:t xml:space="preserve"> </w:t>
       </w:r>
-      <w:hyperlink r:id="rId74">
+      <w:hyperlink r:id="rId75">
         <w:r>
           <w:rPr>
             <w:rStyle w:val="Hyperlink"/>
@@ -3289,7 +3330,7 @@
           <w:numId w:val="1009"/>
         </w:numPr>
       </w:pPr>
-      <w:hyperlink r:id="rId75">
+      <w:hyperlink r:id="rId76">
         <w:r>
           <w:rPr>
             <w:rStyle w:val="Hyperlink"/>
@@ -3324,7 +3365,7 @@
           <w:numId w:val="1009"/>
         </w:numPr>
       </w:pPr>
-      <w:hyperlink r:id="rId76">
+      <w:hyperlink r:id="rId77">
         <w:r>
           <w:rPr>
             <w:rStyle w:val="Hyperlink"/>
@@ -3359,7 +3400,7 @@
           <w:numId w:val="1009"/>
         </w:numPr>
       </w:pPr>
-      <w:hyperlink r:id="rId77">
+      <w:hyperlink r:id="rId78">
         <w:r>
           <w:rPr>
             <w:rStyle w:val="Hyperlink"/>
@@ -3381,7 +3422,7 @@
           <w:numId w:val="1009"/>
         </w:numPr>
       </w:pPr>
-      <w:hyperlink r:id="rId78">
+      <w:hyperlink r:id="rId79">
         <w:r>
           <w:rPr>
             <w:rStyle w:val="Hyperlink"/>
@@ -3416,7 +3457,7 @@
           <w:numId w:val="1009"/>
         </w:numPr>
       </w:pPr>
-      <w:hyperlink r:id="rId79">
+      <w:hyperlink r:id="rId80">
         <w:r>
           <w:rPr>
             <w:rStyle w:val="Hyperlink"/>
@@ -3459,7 +3500,7 @@
       <w:r>
         <w:t xml:space="preserve"> </w:t>
       </w:r>
-      <w:hyperlink r:id="rId80">
+      <w:hyperlink r:id="rId81">
         <w:r>
           <w:rPr>
             <w:rStyle w:val="Hyperlink"/>
@@ -3473,7 +3514,7 @@
       <w:r>
         <w:t xml:space="preserve"> </w:t>
       </w:r>
-      <w:hyperlink r:id="rId81">
+      <w:hyperlink r:id="rId82">
         <w:r>
           <w:rPr>
             <w:rStyle w:val="Hyperlink"/>
@@ -3487,7 +3528,7 @@
       <w:r>
         <w:t xml:space="preserve"> </w:t>
       </w:r>
-      <w:hyperlink r:id="rId82">
+      <w:hyperlink r:id="rId83">
         <w:r>
           <w:rPr>
             <w:rStyle w:val="Hyperlink"/>
@@ -3510,7 +3551,7 @@
           <w:numId w:val="1010"/>
         </w:numPr>
       </w:pPr>
-      <w:hyperlink r:id="rId83">
+      <w:hyperlink r:id="rId84">
         <w:r>
           <w:rPr>
             <w:rStyle w:val="Hyperlink"/>
@@ -3545,7 +3586,7 @@
           <w:numId w:val="1010"/>
         </w:numPr>
       </w:pPr>
-      <w:hyperlink r:id="rId66">
+      <w:hyperlink r:id="rId67">
         <w:r>
           <w:rPr>
             <w:rStyle w:val="Hyperlink"/>
@@ -3568,7 +3609,7 @@
           <w:numId w:val="1010"/>
         </w:numPr>
       </w:pPr>
-      <w:hyperlink r:id="rId84">
+      <w:hyperlink r:id="rId85">
         <w:r>
           <w:rPr>
             <w:rStyle w:val="Hyperlink"/>
@@ -3591,7 +3632,7 @@
           <w:numId w:val="1010"/>
         </w:numPr>
       </w:pPr>
-      <w:hyperlink r:id="rId85">
+      <w:hyperlink r:id="rId86">
         <w:r>
           <w:rPr>
             <w:rStyle w:val="Hyperlink"/>
@@ -3626,7 +3667,7 @@
           <w:numId w:val="1010"/>
         </w:numPr>
       </w:pPr>
-      <w:hyperlink r:id="rId86">
+      <w:hyperlink r:id="rId87">
         <w:r>
           <w:rPr>
             <w:rStyle w:val="Hyperlink"/>
@@ -3641,9 +3682,9 @@
         <w:t xml:space="preserve">“Statistical Methods for Research II”</w:t>
       </w:r>
     </w:p>
-    <w:bookmarkEnd w:id="87"/>
     <w:bookmarkEnd w:id="88"/>
-    <w:bookmarkStart w:id="91" w:name="license"/>
+    <w:bookmarkEnd w:id="89"/>
+    <w:bookmarkStart w:id="92" w:name="license"/>
     <w:p>
       <w:pPr>
         <w:pStyle w:val="Heading2"/>
@@ -3662,7 +3703,7 @@
       <w:r>
         <w:t xml:space="preserve"> </w:t>
       </w:r>
-      <w:hyperlink r:id="rId89">
+      <w:hyperlink r:id="rId90">
         <w:r>
           <w:rPr>
             <w:rStyle w:val="Hyperlink"/>
@@ -3684,7 +3725,7 @@
       <w:r>
         <w:t xml:space="preserve"> </w:t>
       </w:r>
-      <w:hyperlink r:id="rId90">
+      <w:hyperlink r:id="rId91">
         <w:r>
           <w:rPr>
             <w:rStyle w:val="Hyperlink"/>
@@ -3696,9 +3737,9 @@
         <w:t xml:space="preserve">, i.e. public domain.</w:t>
       </w:r>
     </w:p>
-    <w:bookmarkEnd w:id="91"/>
     <w:bookmarkEnd w:id="92"/>
-    <w:bookmarkStart w:id="169" w:name="references"/>
+    <w:bookmarkEnd w:id="93"/>
+    <w:bookmarkStart w:id="170" w:name="references"/>
     <w:p>
       <w:pPr>
         <w:pStyle w:val="Heading1"/>
@@ -3707,8 +3748,8 @@
         <w:t xml:space="preserve">References</w:t>
       </w:r>
     </w:p>
-    <w:bookmarkStart w:id="168" w:name="refs"/>
-    <w:bookmarkStart w:id="93" w:name="ref-agresti2010ordinal"/>
+    <w:bookmarkStart w:id="169" w:name="refs"/>
+    <w:bookmarkStart w:id="94" w:name="ref-agresti2010ordinal"/>
     <w:p>
       <w:pPr>
         <w:pStyle w:val="Bibliography"/>
@@ -3730,8 +3771,8 @@
         <w:t xml:space="preserve">. Vol. 656. John Wiley &amp; Sons.</w:t>
       </w:r>
     </w:p>
-    <w:bookmarkEnd w:id="93"/>
-    <w:bookmarkStart w:id="95" w:name="ref-agresti2012categorical"/>
+    <w:bookmarkEnd w:id="94"/>
+    <w:bookmarkStart w:id="96" w:name="ref-agresti2012categorical"/>
     <w:p>
       <w:pPr>
         <w:pStyle w:val="Bibliography"/>
@@ -3755,7 +3796,7 @@
       <w:r>
         <w:t xml:space="preserve"> </w:t>
       </w:r>
-      <w:hyperlink r:id="rId94">
+      <w:hyperlink r:id="rId95">
         <w:r>
           <w:rPr>
             <w:rStyle w:val="Hyperlink"/>
@@ -3767,8 +3808,8 @@
         <w:t xml:space="preserve">.</w:t>
       </w:r>
     </w:p>
-    <w:bookmarkEnd w:id="95"/>
-    <w:bookmarkStart w:id="97" w:name="ref-agresti2015foundations"/>
+    <w:bookmarkEnd w:id="96"/>
+    <w:bookmarkStart w:id="98" w:name="ref-agresti2015foundations"/>
     <w:p>
       <w:pPr>
         <w:pStyle w:val="Bibliography"/>
@@ -3792,7 +3833,7 @@
       <w:r>
         <w:t xml:space="preserve"> </w:t>
       </w:r>
-      <w:hyperlink r:id="rId96">
+      <w:hyperlink r:id="rId97">
         <w:r>
           <w:rPr>
             <w:rStyle w:val="Hyperlink"/>
@@ -3804,8 +3845,8 @@
         <w:t xml:space="preserve">.</w:t>
       </w:r>
     </w:p>
-    <w:bookmarkEnd w:id="97"/>
-    <w:bookmarkStart w:id="99" w:name="ref-agresti2018introcat"/>
+    <w:bookmarkEnd w:id="98"/>
+    <w:bookmarkStart w:id="100" w:name="ref-agresti2018introcat"/>
     <w:p>
       <w:pPr>
         <w:pStyle w:val="Bibliography"/>
@@ -3829,7 +3870,7 @@
       <w:r>
         <w:t xml:space="preserve"> </w:t>
       </w:r>
-      <w:hyperlink r:id="rId98">
+      <w:hyperlink r:id="rId99">
         <w:r>
           <w:rPr>
             <w:rStyle w:val="Hyperlink"/>
@@ -3841,8 +3882,8 @@
         <w:t xml:space="preserve">.</w:t>
       </w:r>
     </w:p>
-    <w:bookmarkEnd w:id="99"/>
-    <w:bookmarkStart w:id="101" w:name="ref-andrews2012data"/>
+    <w:bookmarkEnd w:id="100"/>
+    <w:bookmarkStart w:id="102" w:name="ref-andrews2012data"/>
     <w:p>
       <w:pPr>
         <w:pStyle w:val="Bibliography"/>
@@ -3866,7 +3907,7 @@
       <w:r>
         <w:t xml:space="preserve"> </w:t>
       </w:r>
-      <w:hyperlink r:id="rId100">
+      <w:hyperlink r:id="rId101">
         <w:r>
           <w:rPr>
             <w:rStyle w:val="Hyperlink"/>
@@ -3878,8 +3919,8 @@
         <w:t xml:space="preserve">.</w:t>
       </w:r>
     </w:p>
-    <w:bookmarkEnd w:id="101"/>
-    <w:bookmarkStart w:id="102" w:name="ref-bolker.ecol.R"/>
+    <w:bookmarkEnd w:id="102"/>
+    <w:bookmarkStart w:id="103" w:name="ref-bolker.ecol.R"/>
     <w:p>
       <w:pPr>
         <w:pStyle w:val="Bibliography"/>
@@ -3915,8 +3956,8 @@
         <w:t xml:space="preserve">. 1st ed. Princeton University Press.</w:t>
       </w:r>
     </w:p>
-    <w:bookmarkEnd w:id="102"/>
-    <w:bookmarkStart w:id="104" w:name="ref-cameron2011robust"/>
+    <w:bookmarkEnd w:id="103"/>
+    <w:bookmarkStart w:id="105" w:name="ref-cameron2011robust"/>
     <w:p>
       <w:pPr>
         <w:pStyle w:val="Bibliography"/>
@@ -3949,7 +3990,7 @@
       <w:r>
         <w:t xml:space="preserve"> </w:t>
       </w:r>
-      <w:hyperlink r:id="rId103">
+      <w:hyperlink r:id="rId104">
         <w:r>
           <w:rPr>
             <w:rStyle w:val="Hyperlink"/>
@@ -3961,8 +4002,8 @@
         <w:t xml:space="preserve">.</w:t>
       </w:r>
     </w:p>
-    <w:bookmarkEnd w:id="104"/>
-    <w:bookmarkStart w:id="106" w:name="ref-r4epi"/>
+    <w:bookmarkEnd w:id="105"/>
+    <w:bookmarkStart w:id="107" w:name="ref-r4epi"/>
     <w:p>
       <w:pPr>
         <w:pStyle w:val="Bibliography"/>
@@ -3986,7 +4027,7 @@
       <w:r>
         <w:t xml:space="preserve"> </w:t>
       </w:r>
-      <w:hyperlink r:id="rId105">
+      <w:hyperlink r:id="rId106">
         <w:r>
           <w:rPr>
             <w:rStyle w:val="Hyperlink"/>
@@ -3998,8 +4039,8 @@
         <w:t xml:space="preserve">.</w:t>
       </w:r>
     </w:p>
-    <w:bookmarkEnd w:id="106"/>
-    <w:bookmarkStart w:id="108" w:name="ref-clayton2013statistical"/>
+    <w:bookmarkEnd w:id="107"/>
+    <w:bookmarkStart w:id="109" w:name="ref-clayton2013statistical"/>
     <w:p>
       <w:pPr>
         <w:pStyle w:val="Bibliography"/>
@@ -4023,7 +4064,7 @@
       <w:r>
         <w:t xml:space="preserve"> </w:t>
       </w:r>
-      <w:hyperlink r:id="rId107">
+      <w:hyperlink r:id="rId108">
         <w:r>
           <w:rPr>
             <w:rStyle w:val="Hyperlink"/>
@@ -4035,8 +4076,8 @@
         <w:t xml:space="preserve">.</w:t>
       </w:r>
     </w:p>
-    <w:bookmarkEnd w:id="108"/>
-    <w:bookmarkStart w:id="110" w:name="ref-dalgaardintroductory"/>
+    <w:bookmarkEnd w:id="109"/>
+    <w:bookmarkStart w:id="111" w:name="ref-dalgaardintroductory"/>
     <w:p>
       <w:pPr>
         <w:pStyle w:val="Bibliography"/>
@@ -4060,7 +4101,7 @@
       <w:r>
         <w:t xml:space="preserve"> </w:t>
       </w:r>
-      <w:hyperlink r:id="rId109">
+      <w:hyperlink r:id="rId110">
         <w:r>
           <w:rPr>
             <w:rStyle w:val="Hyperlink"/>
@@ -4072,8 +4113,8 @@
         <w:t xml:space="preserve">.</w:t>
       </w:r>
     </w:p>
-    <w:bookmarkEnd w:id="110"/>
-    <w:bookmarkStart w:id="112" w:name="ref-dobson4e"/>
+    <w:bookmarkEnd w:id="111"/>
+    <w:bookmarkStart w:id="113" w:name="ref-dobson4e"/>
     <w:p>
       <w:pPr>
         <w:pStyle w:val="Bibliography"/>
@@ -4097,7 +4138,7 @@
       <w:r>
         <w:t xml:space="preserve"> </w:t>
       </w:r>
-      <w:hyperlink r:id="rId111">
+      <w:hyperlink r:id="rId112">
         <w:r>
           <w:rPr>
             <w:rStyle w:val="Hyperlink"/>
@@ -4109,8 +4150,8 @@
         <w:t xml:space="preserve">.</w:t>
       </w:r>
     </w:p>
-    <w:bookmarkEnd w:id="112"/>
-    <w:bookmarkStart w:id="114" w:name="ref-dunn2018generalized"/>
+    <w:bookmarkEnd w:id="113"/>
+    <w:bookmarkStart w:id="115" w:name="ref-dunn2018generalized"/>
     <w:p>
       <w:pPr>
         <w:pStyle w:val="Bibliography"/>
@@ -4148,7 +4189,7 @@
       <w:r>
         <w:t xml:space="preserve"> </w:t>
       </w:r>
-      <w:hyperlink r:id="rId113">
+      <w:hyperlink r:id="rId114">
         <w:r>
           <w:rPr>
             <w:rStyle w:val="Hyperlink"/>
@@ -4160,8 +4201,8 @@
         <w:t xml:space="preserve">.</w:t>
       </w:r>
     </w:p>
-    <w:bookmarkEnd w:id="114"/>
-    <w:bookmarkStart w:id="116" w:name="ref-Edelmann2019"/>
+    <w:bookmarkEnd w:id="115"/>
+    <w:bookmarkStart w:id="117" w:name="ref-Edelmann2019"/>
     <w:p>
       <w:pPr>
         <w:pStyle w:val="Bibliography"/>
@@ -4194,7 +4235,7 @@
       <w:r>
         <w:t xml:space="preserve"> </w:t>
       </w:r>
-      <w:hyperlink r:id="rId115">
+      <w:hyperlink r:id="rId116">
         <w:r>
           <w:rPr>
             <w:rStyle w:val="Hyperlink"/>
@@ -4206,8 +4247,8 @@
         <w:t xml:space="preserve">.</w:t>
       </w:r>
     </w:p>
-    <w:bookmarkEnd w:id="116"/>
-    <w:bookmarkStart w:id="118" w:name="ref-faraway2016extending"/>
+    <w:bookmarkEnd w:id="117"/>
+    <w:bookmarkStart w:id="119" w:name="ref-faraway2016extending"/>
     <w:p>
       <w:pPr>
         <w:pStyle w:val="Bibliography"/>
@@ -4231,7 +4272,7 @@
       <w:r>
         <w:t xml:space="preserve"> </w:t>
       </w:r>
-      <w:hyperlink r:id="rId117">
+      <w:hyperlink r:id="rId118">
         <w:r>
           <w:rPr>
             <w:rStyle w:val="Hyperlink"/>
@@ -4243,8 +4284,8 @@
         <w:t xml:space="preserve">.</w:t>
       </w:r>
     </w:p>
-    <w:bookmarkEnd w:id="118"/>
-    <w:bookmarkStart w:id="119" w:name="ref-fox2015applied"/>
+    <w:bookmarkEnd w:id="119"/>
+    <w:bookmarkStart w:id="120" w:name="ref-fox2015applied"/>
     <w:p>
       <w:pPr>
         <w:pStyle w:val="Bibliography"/>
@@ -4266,8 +4307,8 @@
         <w:t xml:space="preserve">. Sage publications.</w:t>
       </w:r>
     </w:p>
-    <w:bookmarkEnd w:id="119"/>
-    <w:bookmarkStart w:id="120" w:name="ref-gelman2006data"/>
+    <w:bookmarkEnd w:id="120"/>
+    <w:bookmarkStart w:id="121" w:name="ref-gelman2006data"/>
     <w:p>
       <w:pPr>
         <w:pStyle w:val="Bibliography"/>
@@ -4289,8 +4330,8 @@
         <w:t xml:space="preserve">. Analytical Methods for Social Research. Cambridge University Press.</w:t>
       </w:r>
     </w:p>
-    <w:bookmarkEnd w:id="120"/>
-    <w:bookmarkStart w:id="122" w:name="ref-Greenland2014"/>
+    <w:bookmarkEnd w:id="121"/>
+    <w:bookmarkStart w:id="123" w:name="ref-Greenland2014"/>
     <w:p>
       <w:pPr>
         <w:pStyle w:val="Bibliography"/>
@@ -4326,7 +4367,7 @@
       <w:r>
         <w:t xml:space="preserve"> </w:t>
       </w:r>
-      <w:hyperlink r:id="rId121">
+      <w:hyperlink r:id="rId122">
         <w:r>
           <w:rPr>
             <w:rStyle w:val="Hyperlink"/>
@@ -4338,8 +4379,8 @@
         <w:t xml:space="preserve">.</w:t>
       </w:r>
     </w:p>
-    <w:bookmarkEnd w:id="122"/>
-    <w:bookmarkStart w:id="123" w:name="ref-hardin2007generalized"/>
+    <w:bookmarkEnd w:id="123"/>
+    <w:bookmarkStart w:id="124" w:name="ref-hardin2007generalized"/>
     <w:p>
       <w:pPr>
         <w:pStyle w:val="Bibliography"/>
@@ -4361,8 +4402,8 @@
         <w:t xml:space="preserve">. 4th ed. Stata Press.</w:t>
       </w:r>
     </w:p>
-    <w:bookmarkEnd w:id="123"/>
-    <w:bookmarkStart w:id="125" w:name="ref-rms2e"/>
+    <w:bookmarkEnd w:id="124"/>
+    <w:bookmarkStart w:id="126" w:name="ref-rms2e"/>
     <w:p>
       <w:pPr>
         <w:pStyle w:val="Bibliography"/>
@@ -4386,7 +4427,7 @@
       <w:r>
         <w:t xml:space="preserve"> </w:t>
       </w:r>
-      <w:hyperlink r:id="rId124">
+      <w:hyperlink r:id="rId125">
         <w:r>
           <w:rPr>
             <w:rStyle w:val="Hyperlink"/>
@@ -4398,8 +4439,8 @@
         <w:t xml:space="preserve">.</w:t>
       </w:r>
     </w:p>
-    <w:bookmarkEnd w:id="125"/>
-    <w:bookmarkStart w:id="127" w:name="ref-hosmer2013applied"/>
+    <w:bookmarkEnd w:id="126"/>
+    <w:bookmarkStart w:id="128" w:name="ref-hosmer2013applied"/>
     <w:p>
       <w:pPr>
         <w:pStyle w:val="Bibliography"/>
@@ -4423,7 +4464,7 @@
       <w:r>
         <w:t xml:space="preserve"> </w:t>
       </w:r>
-      <w:hyperlink r:id="rId126">
+      <w:hyperlink r:id="rId127">
         <w:r>
           <w:rPr>
             <w:rStyle w:val="Hyperlink"/>
@@ -4435,8 +4476,8 @@
         <w:t xml:space="preserve">.</w:t>
       </w:r>
     </w:p>
-    <w:bookmarkEnd w:id="127"/>
-    <w:bookmarkStart w:id="129" w:name="ref-james2021islr2e"/>
+    <w:bookmarkEnd w:id="128"/>
+    <w:bookmarkStart w:id="130" w:name="ref-james2021islr2e"/>
     <w:p>
       <w:pPr>
         <w:pStyle w:val="Bibliography"/>
@@ -4474,7 +4515,7 @@
       <w:r>
         <w:t xml:space="preserve"> </w:t>
       </w:r>
-      <w:hyperlink r:id="rId128">
+      <w:hyperlink r:id="rId129">
         <w:r>
           <w:rPr>
             <w:rStyle w:val="Hyperlink"/>
@@ -4486,8 +4527,8 @@
         <w:t xml:space="preserve">.</w:t>
       </w:r>
     </w:p>
-    <w:bookmarkEnd w:id="129"/>
-    <w:bookmarkStart w:id="131" w:name="ref-jewell2003statistics"/>
+    <w:bookmarkEnd w:id="130"/>
+    <w:bookmarkStart w:id="132" w:name="ref-jewell2003statistics"/>
     <w:p>
       <w:pPr>
         <w:pStyle w:val="Bibliography"/>
@@ -4511,7 +4552,7 @@
       <w:r>
         <w:t xml:space="preserve"> </w:t>
       </w:r>
-      <w:hyperlink r:id="rId130">
+      <w:hyperlink r:id="rId131">
         <w:r>
           <w:rPr>
             <w:rStyle w:val="Hyperlink"/>
@@ -4523,8 +4564,8 @@
         <w:t xml:space="preserve">.</w:t>
       </w:r>
     </w:p>
-    <w:bookmarkEnd w:id="131"/>
-    <w:bookmarkStart w:id="132" w:name="ref-kalbfleisch2011statistical"/>
+    <w:bookmarkEnd w:id="132"/>
+    <w:bookmarkStart w:id="133" w:name="ref-kalbfleisch2011statistical"/>
     <w:p>
       <w:pPr>
         <w:pStyle w:val="Bibliography"/>
@@ -4546,8 +4587,8 @@
         <w:t xml:space="preserve">. John Wiley &amp; Sons.</w:t>
       </w:r>
     </w:p>
-    <w:bookmarkEnd w:id="132"/>
-    <w:bookmarkStart w:id="134" w:name="ref-klein2003survival"/>
+    <w:bookmarkEnd w:id="133"/>
+    <w:bookmarkStart w:id="135" w:name="ref-klein2003survival"/>
     <w:p>
       <w:pPr>
         <w:pStyle w:val="Bibliography"/>
@@ -4571,7 +4612,7 @@
       <w:r>
         <w:t xml:space="preserve"> </w:t>
       </w:r>
-      <w:hyperlink r:id="rId133">
+      <w:hyperlink r:id="rId134">
         <w:r>
           <w:rPr>
             <w:rStyle w:val="Hyperlink"/>
@@ -4583,8 +4624,8 @@
         <w:t xml:space="preserve">.</w:t>
       </w:r>
     </w:p>
-    <w:bookmarkEnd w:id="134"/>
-    <w:bookmarkStart w:id="136" w:name="ref-kleinbaum2010logistic"/>
+    <w:bookmarkEnd w:id="135"/>
+    <w:bookmarkStart w:id="137" w:name="ref-kleinbaum2010logistic"/>
     <w:p>
       <w:pPr>
         <w:pStyle w:val="Bibliography"/>
@@ -4608,7 +4649,7 @@
       <w:r>
         <w:t xml:space="preserve"> </w:t>
       </w:r>
-      <w:hyperlink r:id="rId135">
+      <w:hyperlink r:id="rId136">
         <w:r>
           <w:rPr>
             <w:rStyle w:val="Hyperlink"/>
@@ -4620,8 +4661,8 @@
         <w:t xml:space="preserve">.</w:t>
       </w:r>
     </w:p>
-    <w:bookmarkEnd w:id="136"/>
-    <w:bookmarkStart w:id="138" w:name="ref-kleinbaum2012survival"/>
+    <w:bookmarkEnd w:id="137"/>
+    <w:bookmarkStart w:id="139" w:name="ref-kleinbaum2012survival"/>
     <w:p>
       <w:pPr>
         <w:pStyle w:val="Bibliography"/>
@@ -4645,7 +4686,7 @@
       <w:r>
         <w:t xml:space="preserve"> </w:t>
       </w:r>
-      <w:hyperlink r:id="rId137">
+      <w:hyperlink r:id="rId138">
         <w:r>
           <w:rPr>
             <w:rStyle w:val="Hyperlink"/>
@@ -4657,8 +4698,8 @@
         <w:t xml:space="preserve">.</w:t>
       </w:r>
     </w:p>
-    <w:bookmarkEnd w:id="138"/>
-    <w:bookmarkStart w:id="139" w:name="ref-kleinbaumEpi"/>
+    <w:bookmarkEnd w:id="139"/>
+    <w:bookmarkStart w:id="140" w:name="ref-kleinbaumEpi"/>
     <w:p>
       <w:pPr>
         <w:pStyle w:val="Bibliography"/>
@@ -4680,8 +4721,8 @@
         <w:t xml:space="preserve">. Lifetime Learning Publications.</w:t>
       </w:r>
     </w:p>
-    <w:bookmarkEnd w:id="139"/>
-    <w:bookmarkStart w:id="140" w:name="ref-kleinbaumEpiSols"/>
+    <w:bookmarkEnd w:id="140"/>
+    <w:bookmarkStart w:id="141" w:name="ref-kleinbaumEpiSols"/>
     <w:p>
       <w:pPr>
         <w:pStyle w:val="Bibliography"/>
@@ -4703,8 +4744,8 @@
         <w:t xml:space="preserve">. Lifetime Learning Publications.</w:t>
       </w:r>
     </w:p>
-    <w:bookmarkEnd w:id="140"/>
-    <w:bookmarkStart w:id="142" w:name="ref-kleinbaum2014applied"/>
+    <w:bookmarkEnd w:id="141"/>
+    <w:bookmarkStart w:id="143" w:name="ref-kleinbaum2014applied"/>
     <w:p>
       <w:pPr>
         <w:pStyle w:val="Bibliography"/>
@@ -4728,7 +4769,7 @@
       <w:r>
         <w:t xml:space="preserve"> </w:t>
       </w:r>
-      <w:hyperlink r:id="rId141">
+      <w:hyperlink r:id="rId142">
         <w:r>
           <w:rPr>
             <w:rStyle w:val="Hyperlink"/>
@@ -4740,8 +4781,8 @@
         <w:t xml:space="preserve">.</w:t>
       </w:r>
     </w:p>
-    <w:bookmarkEnd w:id="142"/>
-    <w:bookmarkStart w:id="144" w:name="ref-kutoyants2023introduction"/>
+    <w:bookmarkEnd w:id="143"/>
+    <w:bookmarkStart w:id="145" w:name="ref-kutoyants2023introduction"/>
     <w:p>
       <w:pPr>
         <w:pStyle w:val="Bibliography"/>
@@ -4765,7 +4806,7 @@
       <w:r>
         <w:t xml:space="preserve"> </w:t>
       </w:r>
-      <w:hyperlink r:id="rId143">
+      <w:hyperlink r:id="rId144">
         <w:r>
           <w:rPr>
             <w:rStyle w:val="Hyperlink"/>
@@ -4777,8 +4818,8 @@
         <w:t xml:space="preserve">.</w:t>
       </w:r>
     </w:p>
-    <w:bookmarkEnd w:id="144"/>
-    <w:bookmarkStart w:id="146" w:name="ref-mccullaghnelder"/>
+    <w:bookmarkEnd w:id="145"/>
+    <w:bookmarkStart w:id="147" w:name="ref-mccullaghnelder"/>
     <w:p>
       <w:pPr>
         <w:pStyle w:val="Bibliography"/>
@@ -4802,7 +4843,7 @@
       <w:r>
         <w:t xml:space="preserve"> </w:t>
       </w:r>
-      <w:hyperlink r:id="rId145">
+      <w:hyperlink r:id="rId146">
         <w:r>
           <w:rPr>
             <w:rStyle w:val="Hyperlink"/>
@@ -4814,8 +4855,8 @@
         <w:t xml:space="preserve">.</w:t>
       </w:r>
     </w:p>
-    <w:bookmarkEnd w:id="146"/>
-    <w:bookmarkStart w:id="147" w:name="ref-mcculloch2008generalized"/>
+    <w:bookmarkEnd w:id="147"/>
+    <w:bookmarkStart w:id="148" w:name="ref-mcculloch2008generalized"/>
     <w:p>
       <w:pPr>
         <w:pStyle w:val="Bibliography"/>
@@ -4837,8 +4878,8 @@
         <w:t xml:space="preserve">. 2nd ed. Vol. 651. John Wiley &amp; Sons.</w:t>
       </w:r>
     </w:p>
-    <w:bookmarkEnd w:id="147"/>
-    <w:bookmarkStart w:id="149" w:name="ref-moore2016applied"/>
+    <w:bookmarkEnd w:id="148"/>
+    <w:bookmarkStart w:id="150" w:name="ref-moore2016applied"/>
     <w:p>
       <w:pPr>
         <w:pStyle w:val="Bibliography"/>
@@ -4876,7 +4917,7 @@
       <w:r>
         <w:t xml:space="preserve"> </w:t>
       </w:r>
-      <w:hyperlink r:id="rId148">
+      <w:hyperlink r:id="rId149">
         <w:r>
           <w:rPr>
             <w:rStyle w:val="Hyperlink"/>
@@ -4888,8 +4929,8 @@
         <w:t xml:space="preserve">.</w:t>
       </w:r>
     </w:p>
-    <w:bookmarkEnd w:id="149"/>
-    <w:bookmarkStart w:id="151" w:name="ref-NahhasIRMPHR"/>
+    <w:bookmarkEnd w:id="150"/>
+    <w:bookmarkStart w:id="152" w:name="ref-NahhasIRMPHR"/>
     <w:p>
       <w:pPr>
         <w:pStyle w:val="Bibliography"/>
@@ -4927,7 +4968,7 @@
       <w:r>
         <w:t xml:space="preserve"> </w:t>
       </w:r>
-      <w:hyperlink r:id="rId150">
+      <w:hyperlink r:id="rId151">
         <w:r>
           <w:rPr>
             <w:rStyle w:val="Hyperlink"/>
@@ -4939,8 +4980,8 @@
         <w:t xml:space="preserve">.</w:t>
       </w:r>
     </w:p>
-    <w:bookmarkEnd w:id="151"/>
-    <w:bookmarkStart w:id="153" w:name="ref-rawlings.regression"/>
+    <w:bookmarkEnd w:id="152"/>
+    <w:bookmarkStart w:id="154" w:name="ref-rawlings.regression"/>
     <w:p>
       <w:pPr>
         <w:pStyle w:val="Bibliography"/>
@@ -4964,7 +5005,7 @@
       <w:r>
         <w:t xml:space="preserve"> </w:t>
       </w:r>
-      <w:hyperlink r:id="rId152">
+      <w:hyperlink r:id="rId153">
         <w:r>
           <w:rPr>
             <w:rStyle w:val="Hyperlink"/>
@@ -4976,8 +5017,8 @@
         <w:t xml:space="preserve">.</w:t>
       </w:r>
     </w:p>
-    <w:bookmarkEnd w:id="153"/>
-    <w:bookmarkStart w:id="155" w:name="ref-roback2021beyond"/>
+    <w:bookmarkEnd w:id="154"/>
+    <w:bookmarkStart w:id="156" w:name="ref-roback2021beyond"/>
     <w:p>
       <w:pPr>
         <w:pStyle w:val="Bibliography"/>
@@ -5001,7 +5042,7 @@
       <w:r>
         <w:t xml:space="preserve"> </w:t>
       </w:r>
-      <w:hyperlink r:id="rId154">
+      <w:hyperlink r:id="rId155">
         <w:r>
           <w:rPr>
             <w:rStyle w:val="Hyperlink"/>
@@ -5013,8 +5054,8 @@
         <w:t xml:space="preserve">.</w:t>
       </w:r>
     </w:p>
-    <w:bookmarkEnd w:id="155"/>
-    <w:bookmarkStart w:id="156" w:name="ref-me4"/>
+    <w:bookmarkEnd w:id="156"/>
+    <w:bookmarkStart w:id="157" w:name="ref-me4"/>
     <w:p>
       <w:pPr>
         <w:pStyle w:val="Bibliography"/>
@@ -5036,8 +5077,8 @@
         <w:t xml:space="preserve">. Fourth edition. Wolters Kluwer.</w:t>
       </w:r>
     </w:p>
-    <w:bookmarkEnd w:id="156"/>
-    <w:bookmarkStart w:id="157" w:name="ref-selvin2001epidemiologic"/>
+    <w:bookmarkEnd w:id="157"/>
+    <w:bookmarkStart w:id="158" w:name="ref-selvin2001epidemiologic"/>
     <w:p>
       <w:pPr>
         <w:pStyle w:val="Bibliography"/>
@@ -5059,8 +5100,8 @@
         <w:t xml:space="preserve">. Oxford University Press.</w:t>
       </w:r>
     </w:p>
-    <w:bookmarkEnd w:id="157"/>
-    <w:bookmarkStart w:id="158" w:name="ref-selvin2004"/>
+    <w:bookmarkEnd w:id="158"/>
+    <w:bookmarkStart w:id="159" w:name="ref-selvin2004"/>
     <w:p>
       <w:pPr>
         <w:pStyle w:val="Bibliography"/>
@@ -5082,8 +5123,8 @@
         <w:t xml:space="preserve">. 3rd ed. Monographs in Epidemiology and Biostatistics ; v. 35. Oxford University Press.</w:t>
       </w:r>
     </w:p>
-    <w:bookmarkEnd w:id="158"/>
-    <w:bookmarkStart w:id="160" w:name="ref-statproofbook"/>
+    <w:bookmarkEnd w:id="159"/>
+    <w:bookmarkStart w:id="161" w:name="ref-statproofbook"/>
     <w:p>
       <w:pPr>
         <w:pStyle w:val="Bibliography"/>
@@ -5107,7 +5148,7 @@
       <w:r>
         <w:t xml:space="preserve"> </w:t>
       </w:r>
-      <w:hyperlink r:id="rId159">
+      <w:hyperlink r:id="rId160">
         <w:r>
           <w:rPr>
             <w:rStyle w:val="Hyperlink"/>
@@ -5119,8 +5160,8 @@
         <w:t xml:space="preserve">.</w:t>
       </w:r>
     </w:p>
-    <w:bookmarkEnd w:id="160"/>
-    <w:bookmarkStart w:id="161" w:name="ref-suarez2017applications"/>
+    <w:bookmarkEnd w:id="161"/>
+    <w:bookmarkStart w:id="162" w:name="ref-suarez2017applications"/>
     <w:p>
       <w:pPr>
         <w:pStyle w:val="Bibliography"/>
@@ -5142,8 +5183,8 @@
         <w:t xml:space="preserve">. John Wiley &amp; Sons.</w:t>
       </w:r>
     </w:p>
-    <w:bookmarkEnd w:id="161"/>
-    <w:bookmarkStart w:id="163" w:name="ref-vittinghoff2e"/>
+    <w:bookmarkEnd w:id="162"/>
+    <w:bookmarkStart w:id="164" w:name="ref-vittinghoff2e"/>
     <w:p>
       <w:pPr>
         <w:pStyle w:val="Bibliography"/>
@@ -5167,7 +5208,7 @@
       <w:r>
         <w:t xml:space="preserve"> </w:t>
       </w:r>
-      <w:hyperlink r:id="rId162">
+      <w:hyperlink r:id="rId163">
         <w:r>
           <w:rPr>
             <w:rStyle w:val="Hyperlink"/>
@@ -5179,8 +5220,8 @@
         <w:t xml:space="preserve">.</w:t>
       </w:r>
     </w:p>
-    <w:bookmarkEnd w:id="163"/>
-    <w:bookmarkStart w:id="164" w:name="ref-wakefield2013"/>
+    <w:bookmarkEnd w:id="164"/>
+    <w:bookmarkStart w:id="165" w:name="ref-wakefield2013"/>
     <w:p>
       <w:pPr>
         <w:pStyle w:val="Bibliography"/>
@@ -5202,8 +5243,8 @@
         <w:t xml:space="preserve">. 1st ed. 2013. Springer Series in Statistics. Springer New York.</w:t>
       </w:r>
     </w:p>
-    <w:bookmarkEnd w:id="164"/>
-    <w:bookmarkStart w:id="165" w:name="ref-wood2017generalized"/>
+    <w:bookmarkEnd w:id="165"/>
+    <w:bookmarkStart w:id="166" w:name="ref-wood2017generalized"/>
     <w:p>
       <w:pPr>
         <w:pStyle w:val="Bibliography"/>
@@ -5225,8 +5266,8 @@
         <w:t xml:space="preserve">. Chapman; hall/CRC.</w:t>
       </w:r>
     </w:p>
-    <w:bookmarkEnd w:id="165"/>
-    <w:bookmarkStart w:id="167" w:name="ref-woodward2013epidemiology"/>
+    <w:bookmarkEnd w:id="166"/>
+    <w:bookmarkStart w:id="168" w:name="ref-woodward2013epidemiology"/>
     <w:p>
       <w:pPr>
         <w:pStyle w:val="Bibliography"/>
@@ -5250,7 +5291,7 @@
       <w:r>
         <w:t xml:space="preserve"> </w:t>
       </w:r>
-      <w:hyperlink r:id="rId166">
+      <w:hyperlink r:id="rId167">
         <w:r>
           <w:rPr>
             <w:rStyle w:val="Hyperlink"/>
@@ -5262,9 +5303,9 @@
         <w:t xml:space="preserve">.</w:t>
       </w:r>
     </w:p>
-    <w:bookmarkEnd w:id="167"/>
     <w:bookmarkEnd w:id="168"/>
     <w:bookmarkEnd w:id="169"/>
+    <w:bookmarkEnd w:id="170"/>
     <w:sectPr>
       <w:footnotePr>
         <w:numRestart w:val="eachSect"/>
@@ -5354,7 +5395,7 @@
       </w:r>
     </w:p>
   </w:footnote>
-  <w:footnote w:id="55">
+  <w:footnote w:id="56">
     <w:p>
       <w:pPr>
         <w:pStyle w:val="FootnoteText"/>
@@ -5373,7 +5414,7 @@
       </w:r>
     </w:p>
   </w:footnote>
-  <w:footnote w:id="56">
+  <w:footnote w:id="57">
     <w:p>
       <w:pPr>
         <w:pStyle w:val="FootnoteText"/>

--- a/chapters/index-handout.docx
+++ b/chapters/index-handout.docx
@@ -372,7 +372,7 @@
                 <w:rPr>
                   <w:rStyle w:val="Hyperlink"/>
                 </w:rPr>
-                <w:t xml:space="preserve">https://github.com/d-morrison/rme/graphs/contributors</w:t>
+                <w:t xml:space="preserve">https://github.com/Morrison-Lab/rme/graphs/contributors</w:t>
               </w:r>
             </w:hyperlink>
           </w:p>
@@ -412,7 +412,7 @@
           <w:rPr>
             <w:rStyle w:val="Hyperlink"/>
           </w:rPr>
-          <w:t xml:space="preserve">https://d-morrison.github.io/rme/</w:t>
+          <w:t xml:space="preserve">https://morrison-lab.github.io/rme/</w:t>
         </w:r>
       </w:hyperlink>
       <w:r>
@@ -643,7 +643,7 @@
         <w:rPr>
           <w:rStyle w:val="NormalTok"/>
         </w:rPr>
-        <w:t xml:space="preserve"> https://github.com/d-morrison/rme.git</w:t>
+        <w:t xml:space="preserve"> https://github.com/Morrison-Lab/rme.git</w:t>
       </w:r>
       <w:r>
         <w:br/>
@@ -5360,7 +5360,7 @@
           <w:rPr>
             <w:rStyle w:val="Hyperlink"/>
           </w:rPr>
-          <w:t xml:space="preserve">https://github.com/d-morrison/rme</w:t>
+          <w:t xml:space="preserve">https://github.com/Morrison-Lab/rme</w:t>
         </w:r>
       </w:hyperlink>
     </w:p>
